--- a/bank/task_09/variant_43.docx
+++ b/bank/task_09/variant_43.docx
@@ -4,20 +4,16 @@
   <w:body>
     <w:p>
       <w:pPr>
-        <w:spacing w:before="240" w:after="240" w:line="240" w:lineRule="auto"/>
-        <w:jc w:val="both"/>
         <w:rPr>
-          <w:rFonts w:ascii="Cambria Math" w:eastAsia="Times New Roman" w:hAnsi="Cambria Math" w:cs="Segoe UI"/>
-          <w:sz w:val="24"/>
+          <w:rFonts w:eastAsia="Times New Roman"/>
           <w:szCs w:val="28"/>
           <w:lang w:eastAsia="ru-RU"/>
         </w:rPr>
       </w:pPr>
       <w:r>
         <w:rPr>
-          <w:rFonts w:ascii="Cambria Math" w:eastAsia="Times New Roman" w:hAnsi="Cambria Math" w:cs="Segoe UI"/>
+          <w:rFonts w:eastAsia="Times New Roman"/>
           <w:bCs/>
-          <w:sz w:val="24"/>
           <w:szCs w:val="28"/>
           <w:lang w:eastAsia="ru-RU"/>
         </w:rPr>
@@ -25,10 +21,8 @@
       </w:r>
       <w:r>
         <w:rPr>
-          <w:rFonts w:ascii="Cambria Math" w:eastAsia="Times New Roman" w:hAnsi="Cambria Math" w:cs="Segoe UI"/>
-          <w:b/>
+          <w:rFonts w:eastAsia="Times New Roman"/>
           <w:bCs/>
-          <w:sz w:val="24"/>
           <w:szCs w:val="28"/>
           <w:lang w:eastAsia="ru-RU"/>
         </w:rPr>
@@ -36,19 +30,16 @@
       </w:r>
       <w:r>
         <w:rPr>
-          <w:rFonts w:ascii="Cambria Math" w:eastAsia="Times New Roman" w:hAnsi="Cambria Math" w:cs="Segoe UI"/>
-          <w:sz w:val="24"/>
+          <w:rFonts w:eastAsia="Times New Roman"/>
           <w:szCs w:val="28"/>
           <w:lang w:eastAsia="ru-RU"/>
         </w:rPr>
-        <w:br/>
         <w:t>Решите неравенство </w:t>
       </w:r>
       <m:oMath>
         <m:r>
           <w:rPr>
-            <w:rFonts w:ascii="Cambria Math" w:eastAsia="Times New Roman" w:hAnsi="Cambria Math" w:cs="Times New Roman"/>
-            <w:sz w:val="24"/>
+            <w:rFonts w:ascii="Cambria Math" w:eastAsia="Times New Roman" w:hAnsi="Cambria Math"/>
             <w:szCs w:val="28"/>
             <w:bdr w:val="none" w:sz="0" w:space="0" w:color="auto" w:frame="1"/>
             <w:lang w:eastAsia="ru-RU"/>
@@ -58,8 +49,7 @@
       </m:oMath>
       <w:r>
         <w:rPr>
-          <w:rFonts w:ascii="Cambria Math" w:eastAsia="Times New Roman" w:hAnsi="Cambria Math" w:cs="Segoe UI"/>
-          <w:sz w:val="24"/>
+          <w:rFonts w:eastAsia="Times New Roman"/>
           <w:szCs w:val="28"/>
           <w:lang w:eastAsia="ru-RU"/>
         </w:rPr>
@@ -67,8 +57,7 @@
       </w:r>
       <w:r>
         <w:rPr>
-          <w:rFonts w:ascii="Cambria Math" w:eastAsia="Times New Roman" w:hAnsi="Cambria Math" w:cs="Segoe UI"/>
-          <w:sz w:val="24"/>
+          <w:rFonts w:eastAsia="Times New Roman"/>
           <w:szCs w:val="28"/>
           <w:lang w:eastAsia="ru-RU"/>
         </w:rPr>
@@ -76,8 +65,7 @@
       </w:r>
       <w:r>
         <w:rPr>
-          <w:rFonts w:ascii="Cambria Math" w:eastAsia="Times New Roman" w:hAnsi="Cambria Math" w:cs="Segoe UI"/>
-          <w:sz w:val="24"/>
+          <w:rFonts w:eastAsia="Times New Roman"/>
           <w:szCs w:val="28"/>
           <w:lang w:eastAsia="ru-RU"/>
         </w:rPr>
@@ -85,161 +73,221 @@
         <w:t>В ответе укажите номер правильного варианта.</w:t>
       </w:r>
     </w:p>
+    <w:tbl>
+      <w:tblPr>
+        <w:tblStyle w:val="a4"/>
+        <w:tblW w:w="0" w:type="auto"/>
+        <w:tblBorders>
+          <w:top w:val="none" w:sz="0" w:space="0" w:color="auto"/>
+          <w:left w:val="none" w:sz="0" w:space="0" w:color="auto"/>
+          <w:bottom w:val="none" w:sz="0" w:space="0" w:color="auto"/>
+          <w:right w:val="none" w:sz="0" w:space="0" w:color="auto"/>
+          <w:insideH w:val="none" w:sz="0" w:space="0" w:color="auto"/>
+          <w:insideV w:val="none" w:sz="0" w:space="0" w:color="auto"/>
+        </w:tblBorders>
+        <w:tblLook w:val="04A0" w:firstRow="1" w:lastRow="0" w:firstColumn="1" w:lastColumn="0" w:noHBand="0" w:noVBand="1"/>
+      </w:tblPr>
+      <w:tblGrid>
+        <w:gridCol w:w="1838"/>
+        <w:gridCol w:w="3260"/>
+        <w:gridCol w:w="2549"/>
+        <w:gridCol w:w="2549"/>
+      </w:tblGrid>
+      <w:tr>
+        <w:tc>
+          <w:tcPr>
+            <w:tcW w:w="1838" w:type="dxa"/>
+          </w:tcPr>
+          <w:p>
+            <w:pPr>
+              <w:pStyle w:val="a3"/>
+              <w:numPr>
+                <w:ilvl w:val="0"/>
+                <w:numId w:val="1"/>
+              </w:numPr>
+              <w:spacing w:beforeAutospacing="1"/>
+            </w:pPr>
+            <m:oMath>
+              <m:d>
+                <m:dPr>
+                  <m:ctrlPr>
+                    <w:rPr>
+                      <w:rFonts w:ascii="Cambria Math" w:eastAsia="Times New Roman" w:hAnsi="Cambria Math"/>
+                      <w:i/>
+                      <w:szCs w:val="28"/>
+                      <w:bdr w:val="none" w:sz="0" w:space="0" w:color="auto" w:frame="1"/>
+                      <w:lang w:eastAsia="ru-RU"/>
+                    </w:rPr>
+                  </m:ctrlPr>
+                </m:dPr>
+                <m:e>
+                  <m:r>
+                    <w:rPr>
+                      <w:rFonts w:ascii="Cambria Math" w:eastAsia="Times New Roman" w:hAnsi="Cambria Math"/>
+                      <w:szCs w:val="28"/>
+                      <w:bdr w:val="none" w:sz="0" w:space="0" w:color="auto" w:frame="1"/>
+                      <w:lang w:eastAsia="ru-RU"/>
+                    </w:rPr>
+                    <m:t>-9;4</m:t>
+                  </m:r>
+                </m:e>
+              </m:d>
+            </m:oMath>
+          </w:p>
+        </w:tc>
+        <w:tc>
+          <w:tcPr>
+            <w:tcW w:w="3260" w:type="dxa"/>
+          </w:tcPr>
+          <w:p>
+            <w:pPr>
+              <w:pStyle w:val="a3"/>
+              <w:numPr>
+                <w:ilvl w:val="0"/>
+                <w:numId w:val="1"/>
+              </w:numPr>
+              <w:spacing w:beforeAutospacing="1"/>
+              <w:jc w:val="left"/>
+            </w:pPr>
+            <m:oMath>
+              <m:d>
+                <m:dPr>
+                  <m:ctrlPr>
+                    <w:rPr>
+                      <w:rFonts w:ascii="Cambria Math" w:eastAsia="Times New Roman" w:hAnsi="Cambria Math"/>
+                      <w:i/>
+                      <w:szCs w:val="28"/>
+                      <w:bdr w:val="none" w:sz="0" w:space="0" w:color="auto" w:frame="1"/>
+                      <w:lang w:eastAsia="ru-RU"/>
+                    </w:rPr>
+                  </m:ctrlPr>
+                </m:dPr>
+                <m:e>
+                  <m:r>
+                    <w:rPr>
+                      <w:rFonts w:ascii="Cambria Math" w:eastAsia="Times New Roman" w:hAnsi="Cambria Math"/>
+                      <w:szCs w:val="28"/>
+                      <w:bdr w:val="none" w:sz="0" w:space="0" w:color="auto" w:frame="1"/>
+                      <w:lang w:eastAsia="ru-RU"/>
+                    </w:rPr>
+                    <m:t>-∞;-9</m:t>
+                  </m:r>
+                </m:e>
+              </m:d>
+              <m:r>
+                <w:rPr>
+                  <w:rFonts w:ascii="Cambria Math" w:eastAsia="Times New Roman" w:hAnsi="Cambria Math"/>
+                  <w:szCs w:val="28"/>
+                  <w:bdr w:val="none" w:sz="0" w:space="0" w:color="auto" w:frame="1"/>
+                  <w:lang w:eastAsia="ru-RU"/>
+                </w:rPr>
+                <m:t>∪</m:t>
+              </m:r>
+              <m:d>
+                <m:dPr>
+                  <m:ctrlPr>
+                    <w:rPr>
+                      <w:rFonts w:ascii="Cambria Math" w:eastAsia="Times New Roman" w:hAnsi="Cambria Math"/>
+                      <w:i/>
+                      <w:szCs w:val="28"/>
+                      <w:bdr w:val="none" w:sz="0" w:space="0" w:color="auto" w:frame="1"/>
+                      <w:lang w:eastAsia="ru-RU"/>
+                    </w:rPr>
+                  </m:ctrlPr>
+                </m:dPr>
+                <m:e>
+                  <m:r>
+                    <w:rPr>
+                      <w:rFonts w:ascii="Cambria Math" w:eastAsia="Times New Roman" w:hAnsi="Cambria Math"/>
+                      <w:szCs w:val="28"/>
+                      <w:bdr w:val="none" w:sz="0" w:space="0" w:color="auto" w:frame="1"/>
+                      <w:lang w:eastAsia="ru-RU"/>
+                    </w:rPr>
+                    <m:t>4;+∞</m:t>
+                  </m:r>
+                </m:e>
+              </m:d>
+            </m:oMath>
+          </w:p>
+        </w:tc>
+        <w:tc>
+          <w:tcPr>
+            <w:tcW w:w="2549" w:type="dxa"/>
+          </w:tcPr>
+          <w:p>
+            <w:pPr>
+              <w:pStyle w:val="a3"/>
+              <w:numPr>
+                <w:ilvl w:val="0"/>
+                <w:numId w:val="1"/>
+              </w:numPr>
+              <w:spacing w:beforeAutospacing="1"/>
+            </w:pPr>
+            <m:oMath>
+              <m:d>
+                <m:dPr>
+                  <m:ctrlPr>
+                    <w:rPr>
+                      <w:rFonts w:ascii="Cambria Math" w:eastAsia="Times New Roman" w:hAnsi="Cambria Math"/>
+                      <w:i/>
+                      <w:szCs w:val="28"/>
+                      <w:bdr w:val="none" w:sz="0" w:space="0" w:color="auto" w:frame="1"/>
+                      <w:lang w:eastAsia="ru-RU"/>
+                    </w:rPr>
+                  </m:ctrlPr>
+                </m:dPr>
+                <m:e>
+                  <m:r>
+                    <w:rPr>
+                      <w:rFonts w:ascii="Cambria Math" w:eastAsia="Times New Roman" w:hAnsi="Cambria Math"/>
+                      <w:szCs w:val="28"/>
+                      <w:bdr w:val="none" w:sz="0" w:space="0" w:color="auto" w:frame="1"/>
+                      <w:lang w:eastAsia="ru-RU"/>
+                    </w:rPr>
+                    <m:t>-∞;-9</m:t>
+                  </m:r>
+                </m:e>
+              </m:d>
+            </m:oMath>
+          </w:p>
+        </w:tc>
+        <w:tc>
+          <w:tcPr>
+            <w:tcW w:w="2549" w:type="dxa"/>
+          </w:tcPr>
+          <w:p>
+            <w:pPr>
+              <w:pStyle w:val="a3"/>
+              <w:numPr>
+                <w:ilvl w:val="0"/>
+                <w:numId w:val="1"/>
+              </w:numPr>
+              <w:spacing w:beforeAutospacing="1"/>
+            </w:pPr>
+            <m:oMath>
+              <m:r>
+                <w:rPr>
+                  <w:rFonts w:ascii="Cambria Math" w:eastAsia="Times New Roman" w:hAnsi="Cambria Math"/>
+                  <w:szCs w:val="28"/>
+                  <w:bdr w:val="none" w:sz="0" w:space="0" w:color="auto" w:frame="1"/>
+                  <w:lang w:eastAsia="ru-RU"/>
+                </w:rPr>
+                <m:t>(-∞;4)</m:t>
+              </m:r>
+            </m:oMath>
+          </w:p>
+        </w:tc>
+      </w:tr>
+    </w:tbl>
     <w:p>
       <w:pPr>
-        <w:numPr>
-          <w:ilvl w:val="0"/>
-          <w:numId w:val="1"/>
-        </w:numPr>
-        <w:tabs>
-          <w:tab w:val="clear" w:pos="720"/>
-          <w:tab w:val="num" w:pos="284"/>
-        </w:tabs>
-        <w:spacing w:before="100" w:beforeAutospacing="1" w:after="0" w:line="240" w:lineRule="auto"/>
-        <w:ind w:left="284" w:firstLine="0"/>
-        <w:jc w:val="both"/>
-        <w:rPr>
-          <w:rFonts w:ascii="Cambria Math" w:eastAsia="Times New Roman" w:hAnsi="Cambria Math" w:cs="Segoe UI"/>
-          <w:sz w:val="24"/>
-          <w:szCs w:val="28"/>
-          <w:lang w:eastAsia="ru-RU"/>
-          <w:oMath/>
-        </w:rPr>
+        <w:spacing w:beforeAutospacing="1"/>
       </w:pPr>
-      <m:oMath>
-        <m:r>
-          <w:rPr>
-            <w:rFonts w:ascii="Cambria Math" w:eastAsia="Times New Roman" w:hAnsi="Cambria Math" w:cs="Times New Roman"/>
-            <w:sz w:val="24"/>
-            <w:szCs w:val="28"/>
-            <w:bdr w:val="none" w:sz="0" w:space="0" w:color="auto" w:frame="1"/>
-            <w:lang w:eastAsia="ru-RU"/>
-          </w:rPr>
-          <m:t>(-9;4)</m:t>
-        </m:r>
-      </m:oMath>
-    </w:p>
-    <w:p>
-      <w:pPr>
-        <w:numPr>
-          <w:ilvl w:val="0"/>
-          <w:numId w:val="1"/>
-        </w:numPr>
-        <w:tabs>
-          <w:tab w:val="clear" w:pos="720"/>
-          <w:tab w:val="num" w:pos="284"/>
-        </w:tabs>
-        <w:spacing w:before="100" w:beforeAutospacing="1" w:after="0" w:line="240" w:lineRule="auto"/>
-        <w:ind w:left="284" w:firstLine="0"/>
-        <w:jc w:val="both"/>
-        <w:rPr>
-          <w:rFonts w:ascii="Cambria Math" w:eastAsia="Times New Roman" w:hAnsi="Cambria Math" w:cs="Segoe UI"/>
-          <w:sz w:val="24"/>
-          <w:szCs w:val="28"/>
-          <w:lang w:eastAsia="ru-RU"/>
-          <w:oMath/>
-        </w:rPr>
-      </w:pPr>
-      <m:oMath>
-        <m:r>
-          <w:rPr>
-            <w:rFonts w:ascii="Cambria Math" w:eastAsia="Times New Roman" w:hAnsi="Cambria Math" w:cs="Times New Roman"/>
-            <w:sz w:val="24"/>
-            <w:szCs w:val="28"/>
-            <w:bdr w:val="none" w:sz="0" w:space="0" w:color="auto" w:frame="1"/>
-            <w:lang w:eastAsia="ru-RU"/>
-          </w:rPr>
-          <m:t>(-∞;-9)</m:t>
-        </m:r>
-        <m:r>
-          <w:rPr>
-            <w:rFonts w:ascii="Cambria Math" w:eastAsia="Times New Roman" w:hAnsi="Cambria Math" w:cs="Cambria Math"/>
-            <w:sz w:val="24"/>
-            <w:szCs w:val="28"/>
-            <w:bdr w:val="none" w:sz="0" w:space="0" w:color="auto" w:frame="1"/>
-            <w:lang w:eastAsia="ru-RU"/>
-          </w:rPr>
-          <m:t>∪</m:t>
-        </m:r>
-        <m:r>
-          <w:rPr>
-            <w:rFonts w:ascii="Cambria Math" w:eastAsia="Times New Roman" w:hAnsi="Cambria Math" w:cs="Times New Roman"/>
-            <w:sz w:val="24"/>
-            <w:szCs w:val="28"/>
-            <w:bdr w:val="none" w:sz="0" w:space="0" w:color="auto" w:frame="1"/>
-            <w:lang w:eastAsia="ru-RU"/>
-          </w:rPr>
-          <m:t>(4;+∞)</m:t>
-        </m:r>
-      </m:oMath>
-    </w:p>
-    <w:p>
-      <w:pPr>
-        <w:numPr>
-          <w:ilvl w:val="0"/>
-          <w:numId w:val="1"/>
-        </w:numPr>
-        <w:tabs>
-          <w:tab w:val="clear" w:pos="720"/>
-          <w:tab w:val="num" w:pos="284"/>
-        </w:tabs>
-        <w:spacing w:before="100" w:beforeAutospacing="1" w:after="0" w:line="240" w:lineRule="auto"/>
-        <w:ind w:left="284" w:firstLine="0"/>
-        <w:jc w:val="both"/>
-        <w:rPr>
-          <w:rFonts w:ascii="Cambria Math" w:eastAsia="Times New Roman" w:hAnsi="Cambria Math" w:cs="Segoe UI"/>
-          <w:sz w:val="24"/>
-          <w:szCs w:val="28"/>
-          <w:lang w:eastAsia="ru-RU"/>
-          <w:oMath/>
-        </w:rPr>
-      </w:pPr>
-      <m:oMath>
-        <m:r>
-          <w:rPr>
-            <w:rFonts w:ascii="Cambria Math" w:eastAsia="Times New Roman" w:hAnsi="Cambria Math" w:cs="Times New Roman"/>
-            <w:sz w:val="24"/>
-            <w:szCs w:val="28"/>
-            <w:bdr w:val="none" w:sz="0" w:space="0" w:color="auto" w:frame="1"/>
-            <w:lang w:eastAsia="ru-RU"/>
-          </w:rPr>
-          <m:t>(-∞;-9)</m:t>
-        </m:r>
-      </m:oMath>
-    </w:p>
-    <w:p>
-      <w:pPr>
-        <w:numPr>
-          <w:ilvl w:val="0"/>
-          <w:numId w:val="1"/>
-        </w:numPr>
-        <w:tabs>
-          <w:tab w:val="clear" w:pos="720"/>
-          <w:tab w:val="num" w:pos="284"/>
-        </w:tabs>
-        <w:spacing w:before="100" w:beforeAutospacing="1" w:after="0" w:line="240" w:lineRule="auto"/>
-        <w:ind w:left="284" w:firstLine="0"/>
-        <w:jc w:val="both"/>
-        <w:rPr>
-          <w:sz w:val="24"/>
-        </w:rPr>
-      </w:pPr>
-      <m:oMath>
-        <m:r>
-          <w:rPr>
-            <w:rFonts w:ascii="Cambria Math" w:eastAsia="Times New Roman" w:hAnsi="Cambria Math" w:cs="Times New Roman"/>
-            <w:sz w:val="24"/>
-            <w:szCs w:val="28"/>
-            <w:bdr w:val="none" w:sz="0" w:space="0" w:color="auto" w:frame="1"/>
-            <w:lang w:eastAsia="ru-RU"/>
-          </w:rPr>
-          <m:t>(-∞;4)</m:t>
-        </m:r>
-      </m:oMath>
     </w:p>
     <w:sectPr>
+      <w:type w:val="continuous"/>
       <w:pgSz w:w="11906" w:h="16838"/>
-      <w:pgMar w:top="1134" w:right="850" w:bottom="1134" w:left="1701" w:header="708" w:footer="708" w:gutter="0"/>
+      <w:pgMar w:top="850" w:right="850" w:bottom="850" w:left="850" w:header="708" w:footer="708" w:gutter="0"/>
       <w:cols w:space="708"/>
       <w:docGrid w:linePitch="360"/>
     </w:sectPr>
@@ -766,6 +814,14 @@
   <w:style w:type="paragraph" w:default="1" w:styleId="a">
     <w:name w:val="Normal"/>
     <w:qFormat/>
+    <w:pPr>
+      <w:spacing w:after="0" w:line="240" w:lineRule="auto"/>
+      <w:jc w:val="both"/>
+    </w:pPr>
+    <w:rPr>
+      <w:rFonts w:ascii="Times New Roman" w:hAnsi="Times New Roman" w:cs="Times New Roman"/>
+      <w:sz w:val="24"/>
+    </w:rPr>
   </w:style>
   <w:style w:type="character" w:default="1" w:styleId="a0">
     <w:name w:val="Default Paragraph Font"/>
@@ -793,6 +849,36 @@
     <w:uiPriority w:val="99"/>
     <w:semiHidden/>
     <w:unhideWhenUsed/>
+  </w:style>
+  <w:style w:type="paragraph" w:styleId="a3">
+    <w:name w:val="List Paragraph"/>
+    <w:basedOn w:val="a"/>
+    <w:uiPriority w:val="34"/>
+    <w:qFormat/>
+    <w:rsid w:val="008E1B12"/>
+    <w:pPr>
+      <w:ind w:left="720"/>
+      <w:contextualSpacing/>
+    </w:pPr>
+  </w:style>
+  <w:style w:type="table" w:styleId="a4">
+    <w:name w:val="Table Grid"/>
+    <w:basedOn w:val="a1"/>
+    <w:uiPriority w:val="39"/>
+    <w:rsid w:val="008E1B12"/>
+    <w:pPr>
+      <w:spacing w:after="0" w:line="240" w:lineRule="auto"/>
+    </w:pPr>
+    <w:tblPr>
+      <w:tblBorders>
+        <w:top w:val="single" w:sz="4" w:space="0" w:color="auto"/>
+        <w:left w:val="single" w:sz="4" w:space="0" w:color="auto"/>
+        <w:bottom w:val="single" w:sz="4" w:space="0" w:color="auto"/>
+        <w:right w:val="single" w:sz="4" w:space="0" w:color="auto"/>
+        <w:insideH w:val="single" w:sz="4" w:space="0" w:color="auto"/>
+        <w:insideV w:val="single" w:sz="4" w:space="0" w:color="auto"/>
+      </w:tblBorders>
+    </w:tblPr>
   </w:style>
 </w:styles>
 </file>
